--- a/_build/docx/03_Внедрение_и_коллектив/4_План_обучения_новичков.docx
+++ b/_build/docx/03_Внедрение_и_коллектив/4_План_обучения_новичков.docx
@@ -20,7 +20,7 @@
         <w:rPr>
           <w:rFonts w:ascii="Times New Roman" w:hAnsi="Times New Roman"/>
         </w:rPr>
-        <w:t>Используется руководителем отдела при выходе нового конструктора</w:t>
+        <w:t>Используется начальником отдела при выходе нового конструктора</w:t>
       </w:r>
     </w:p>
     <w:p>
@@ -51,7 +51,7 @@
         <w:rPr>
           <w:rFonts w:ascii="Times New Roman" w:hAnsi="Times New Roman"/>
         </w:rPr>
-        <w:t xml:space="preserve"> руководитель отдела (Иванюк В.С.) или назначенный конструктор.</w:t>
+        <w:t xml:space="preserve"> начальник отдела (Иванюк В.С.) или назначенный конструктор.</w:t>
       </w:r>
     </w:p>
     <w:p>
@@ -360,6 +360,9 @@
         <w:gridCol w:w="4986"/>
       </w:tblGrid>
       <w:tr>
+        <w:trPr>
+          <w:tblHeader w:val="true"/>
+        </w:trPr>
         <w:tc>
           <w:tcPr>
             <w:tcW w:type="dxa" w:w="4986"/>

--- a/_build/docx/03_Внедрение_и_коллектив/4_План_обучения_новичков.docx
+++ b/_build/docx/03_Внедрение_и_коллектив/4_План_обучения_новичков.docx
@@ -356,8 +356,8 @@
         <w:tblLook w:firstColumn="1" w:firstRow="1" w:lastColumn="0" w:lastRow="0" w:noHBand="0" w:noVBand="1" w:val="04A0"/>
       </w:tblPr>
       <w:tblGrid>
-        <w:gridCol w:w="4986"/>
-        <w:gridCol w:w="4986"/>
+        <w:gridCol w:w="4819"/>
+        <w:gridCol w:w="4819"/>
       </w:tblGrid>
       <w:tr>
         <w:trPr>
@@ -365,7 +365,7 @@
         </w:trPr>
         <w:tc>
           <w:tcPr>
-            <w:tcW w:type="dxa" w:w="4986"/>
+            <w:tcW w:type="dxa" w:w="4819"/>
           </w:tcPr>
           <w:p>
             <w:r>
@@ -380,7 +380,7 @@
         </w:tc>
         <w:tc>
           <w:tcPr>
-            <w:tcW w:type="dxa" w:w="4986"/>
+            <w:tcW w:type="dxa" w:w="4819"/>
           </w:tcPr>
           <w:p>
             <w:r>
@@ -397,7 +397,7 @@
       <w:tr>
         <w:tc>
           <w:tcPr>
-            <w:tcW w:type="dxa" w:w="4986"/>
+            <w:tcW w:type="dxa" w:w="4819"/>
           </w:tcPr>
           <w:p>
             <w:r>
@@ -411,7 +411,7 @@
         </w:tc>
         <w:tc>
           <w:tcPr>
-            <w:tcW w:type="dxa" w:w="4986"/>
+            <w:tcW w:type="dxa" w:w="4819"/>
           </w:tcPr>
           <w:p>
             <w:r>
@@ -427,7 +427,7 @@
       <w:tr>
         <w:tc>
           <w:tcPr>
-            <w:tcW w:type="dxa" w:w="4986"/>
+            <w:tcW w:type="dxa" w:w="4819"/>
           </w:tcPr>
           <w:p>
             <w:r>
@@ -441,7 +441,7 @@
         </w:tc>
         <w:tc>
           <w:tcPr>
-            <w:tcW w:type="dxa" w:w="4986"/>
+            <w:tcW w:type="dxa" w:w="4819"/>
           </w:tcPr>
           <w:p>
             <w:r>
@@ -457,7 +457,7 @@
       <w:tr>
         <w:tc>
           <w:tcPr>
-            <w:tcW w:type="dxa" w:w="4986"/>
+            <w:tcW w:type="dxa" w:w="4819"/>
           </w:tcPr>
           <w:p>
             <w:r>
@@ -471,7 +471,7 @@
         </w:tc>
         <w:tc>
           <w:tcPr>
-            <w:tcW w:type="dxa" w:w="4986"/>
+            <w:tcW w:type="dxa" w:w="4819"/>
           </w:tcPr>
           <w:p>
             <w:r>
@@ -487,7 +487,7 @@
       <w:tr>
         <w:tc>
           <w:tcPr>
-            <w:tcW w:type="dxa" w:w="4986"/>
+            <w:tcW w:type="dxa" w:w="4819"/>
           </w:tcPr>
           <w:p>
             <w:r>
@@ -501,7 +501,7 @@
         </w:tc>
         <w:tc>
           <w:tcPr>
-            <w:tcW w:type="dxa" w:w="4986"/>
+            <w:tcW w:type="dxa" w:w="4819"/>
           </w:tcPr>
           <w:p>
             <w:r>
@@ -517,7 +517,7 @@
       <w:tr>
         <w:tc>
           <w:tcPr>
-            <w:tcW w:type="dxa" w:w="4986"/>
+            <w:tcW w:type="dxa" w:w="4819"/>
           </w:tcPr>
           <w:p>
             <w:r>
@@ -531,7 +531,7 @@
         </w:tc>
         <w:tc>
           <w:tcPr>
-            <w:tcW w:type="dxa" w:w="4986"/>
+            <w:tcW w:type="dxa" w:w="4819"/>
           </w:tcPr>
           <w:p>
             <w:r>
@@ -555,7 +555,7 @@
       </w:r>
     </w:p>
     <w:sectPr>
-      <w:pgSz w:w="12240" w:h="15840"/>
+      <w:pgSz w:w="11906" w:h="16838"/>
       <w:pgMar w:top="1134" w:right="850" w:bottom="1134" w:left="1417" w:header="720" w:footer="720" w:gutter="0"/>
       <w:cols w:space="720"/>
       <w:docGrid w:linePitch="360"/>

--- a/_build/docx/03_Внедрение_и_коллектив/4_План_обучения_новичков.docx
+++ b/_build/docx/03_Внедрение_и_коллектив/4_План_обучения_новичков.docx
@@ -139,7 +139,7 @@
         <w:rPr>
           <w:rFonts w:ascii="Times New Roman" w:hAnsi="Times New Roman"/>
         </w:rPr>
-        <w:t>[ ] Форматы, рамки, основная надпись, шрифты, линии, масштабы (разд. 3 Регламента).</w:t>
+        <w:t>[ ] Форматы, рамки, штамп, шрифты, линии, масштабы (разд. 6 Регламента).</w:t>
       </w:r>
     </w:p>
     <w:p>
@@ -150,7 +150,7 @@
         <w:rPr>
           <w:rFonts w:ascii="Times New Roman" w:hAnsi="Times New Roman"/>
         </w:rPr>
-        <w:t>[ ] Компоновка изображений (разд. 4).</w:t>
+        <w:t>[ ] Компоновка изображений (разд. 7).</w:t>
       </w:r>
     </w:p>
     <w:p>
@@ -182,7 +182,7 @@
         <w:rPr>
           <w:rFonts w:ascii="Times New Roman" w:hAnsi="Times New Roman"/>
         </w:rPr>
-        <w:t>[ ] Маркировка отправочных марок (разд. 2.2).</w:t>
+        <w:t>[ ] Маркировка отправочных марок (п. 5.5).</w:t>
       </w:r>
     </w:p>
     <w:p>
@@ -193,7 +193,7 @@
         <w:rPr>
           <w:rFonts w:ascii="Times New Roman" w:hAnsi="Times New Roman"/>
         </w:rPr>
-        <w:t>[ ] Минимальный набор изображений, узлы, разрезы, размерная сетка (разд. 5).</w:t>
+        <w:t>[ ] Минимальный набор изображений, узлы, разрезы, размеры (разд. 8).</w:t>
       </w:r>
     </w:p>
     <w:p>
@@ -225,7 +225,7 @@
         <w:rPr>
           <w:rFonts w:ascii="Times New Roman" w:hAnsi="Times New Roman"/>
         </w:rPr>
-        <w:t>[ ] Чертежи прокатных и листовых деталей (разд. 6).</w:t>
+        <w:t>[ ] Чертежи прокатных и листовых деталей (п. 9.2–9.4).</w:t>
       </w:r>
     </w:p>
     <w:p>
@@ -236,7 +236,7 @@
         <w:rPr>
           <w:rFonts w:ascii="Times New Roman" w:hAnsi="Times New Roman"/>
         </w:rPr>
-        <w:t>[ ] Раскроечные карты CutLogic 1D, DXF для лазерной резки (разд. 6.4–6.5).</w:t>
+        <w:t>[ ] Раскроечные карты CutLogic 1D, DXF для лазерной резки (п. 9.6–9.7).</w:t>
       </w:r>
     </w:p>
     <w:p>
@@ -257,7 +257,7 @@
         <w:rPr>
           <w:rFonts w:ascii="Times New Roman" w:hAnsi="Times New Roman"/>
         </w:rPr>
-        <w:t>[ ] Спецификации металлопроката и сводные (разд. 7.1–7.2).</w:t>
+        <w:t>[ ] Спецификация на марку и выборка металла (п. 10.1–10.2).</w:t>
       </w:r>
     </w:p>
     <w:p>
@@ -268,7 +268,7 @@
         <w:rPr>
           <w:rFonts w:ascii="Times New Roman" w:hAnsi="Times New Roman"/>
         </w:rPr>
-        <w:t>[ ] Ведомости марок, метизов, чертежей (разд. 7.3–7.6).</w:t>
+        <w:t>[ ] Ведомости марок, метизов, покраски, чертежей (п. 10.3–10.7).</w:t>
       </w:r>
     </w:p>
     <w:p>
@@ -279,7 +279,7 @@
         <w:rPr>
           <w:rFonts w:ascii="Times New Roman" w:hAnsi="Times New Roman"/>
         </w:rPr>
-        <w:t>[ ] Сварные швы (разд. 9), нумерация документов (разд. 10).</w:t>
+        <w:t>[ ] Сварные швы и разделка кромок (разд. 12), нумерация документов (разд. 13).</w:t>
       </w:r>
     </w:p>
     <w:p>
@@ -318,7 +318,7 @@
           <w:rFonts w:ascii="Times New Roman" w:hAnsi="Times New Roman"/>
           <w:b/>
         </w:rPr>
-        <w:t>чеклист конструктора (разд. 12)</w:t>
+        <w:t>чек-лист конструктора (разд. 16)</w:t>
       </w:r>
       <w:r>
         <w:rPr>
